--- a/making_template/test_case/Testfile_2.docx
+++ b/making_template/test_case/Testfile_2.docx
@@ -457,41 +457,74 @@
         <w:rPr>
           <w:lang w:val="en-AU"/>
         </w:rPr>
-        <w:t xml:space="preserve">What course are you enrolled in? Is this unit elective or mandatory for your course? </w:t>
-      </w:r>
-      <w:r>
-        <w:rPr>
-          <w:b/>
-          <w:bCs/>
-          <w:lang w:val="en-AU"/>
-        </w:rPr>
-        <w:t>(2M)</w:t>
-      </w:r>
-    </w:p>
-    <w:p>
-      <w:pPr>
-        <w:rPr>
-          <w:lang w:val="en-AU"/>
-        </w:rPr>
-      </w:pPr>
-    </w:p>
-    <w:p>
-      <w:pPr>
-        <w:rPr>
-          <w:lang w:val="en-AU"/>
-        </w:rPr>
-      </w:pPr>
-      <w:r>
-        <w:rPr>
-          <w:lang w:val="en-AU"/>
-        </w:rPr>
-        <w:t xml:space="preserve">WORKS. </w:t>
-      </w:r>
-      <w:r>
-        <w:rPr>
-          <w:lang w:val="en-AU"/>
-        </w:rPr>
-        <w:t>This is the answer to Question 1.1. No real text, more about extraction.</w:t>
+        <w:t>Please mention the enrolled course and if you take the unit as a mandatory or elective one (2M).</w:t>
+      </w:r>
+    </w:p>
+    <w:p>
+      <w:pPr>
+        <w:rPr>
+          <w:lang w:val="en-AU"/>
+        </w:rPr>
+      </w:pPr>
+    </w:p>
+    <w:p>
+      <w:pPr>
+        <w:rPr>
+          <w:lang w:val="en-AU"/>
+        </w:rPr>
+      </w:pPr>
+    </w:p>
+    <w:p>
+      <w:pPr>
+        <w:rPr>
+          <w:lang w:val="en-AU"/>
+        </w:rPr>
+      </w:pPr>
+      <w:r>
+        <w:rPr>
+          <w:lang w:val="en-AU"/>
+        </w:rPr>
+        <w:t xml:space="preserve">I am enrolled in </w:t>
+      </w:r>
+      <w:proofErr w:type="spellStart"/>
+      <w:r>
+        <w:rPr>
+          <w:lang w:val="en-AU"/>
+        </w:rPr>
+        <w:t>Predicitive</w:t>
+      </w:r>
+      <w:proofErr w:type="spellEnd"/>
+      <w:r>
+        <w:rPr>
+          <w:lang w:val="en-AU"/>
+        </w:rPr>
+        <w:t xml:space="preserve"> Analytics</w:t>
+      </w:r>
+      <w:r>
+        <w:rPr>
+          <w:lang w:val="en-AU"/>
+        </w:rPr>
+        <w:t xml:space="preserve"> and </w:t>
+      </w:r>
+      <w:proofErr w:type="gramStart"/>
+      <w:r>
+        <w:rPr>
+          <w:lang w:val="en-AU"/>
+        </w:rPr>
+        <w:t>have to</w:t>
+      </w:r>
+      <w:proofErr w:type="gramEnd"/>
+      <w:r>
+        <w:rPr>
+          <w:lang w:val="en-AU"/>
+        </w:rPr>
+        <w:t xml:space="preserve"> take the unit as a mandatory one</w:t>
+      </w:r>
+      <w:r>
+        <w:rPr>
+          <w:lang w:val="en-AU"/>
+        </w:rPr>
+        <w:t>.</w:t>
       </w:r>
     </w:p>
     <w:p>
@@ -516,7 +549,7 @@
         <w:rPr>
           <w:lang w:val="en-AU"/>
         </w:rPr>
-        <w:t xml:space="preserve">What are you expecting to learn in this unit? </w:t>
+        <w:t xml:space="preserve">This question is about your expectations on what you learn in this unit and if it helps to secure later an industry position </w:t>
       </w:r>
       <w:r>
         <w:rPr>
@@ -541,56 +574,6 @@
           <w:lang w:val="en-AU"/>
         </w:rPr>
         <w:t>M)</w:t>
-      </w:r>
-    </w:p>
-    <w:p>
-      <w:pPr>
-        <w:pStyle w:val="ListParagraph"/>
-        <w:rPr>
-          <w:lang w:val="en-AU"/>
-        </w:rPr>
-      </w:pPr>
-      <w:r>
-        <w:rPr>
-          <w:lang w:val="en-AU"/>
-        </w:rPr>
-        <w:t xml:space="preserve">Could you imagine </w:t>
-      </w:r>
-      <w:r>
-        <w:rPr>
-          <w:lang w:val="en-AU"/>
-        </w:rPr>
-        <w:t>the</w:t>
-      </w:r>
-      <w:r>
-        <w:rPr>
-          <w:lang w:val="en-AU"/>
-        </w:rPr>
-        <w:t xml:space="preserve"> impact on your </w:t>
-      </w:r>
-      <w:r>
-        <w:rPr>
-          <w:lang w:val="en-AU"/>
-        </w:rPr>
-        <w:t>chances</w:t>
-      </w:r>
-      <w:r>
-        <w:rPr>
-          <w:lang w:val="en-AU"/>
-        </w:rPr>
-        <w:t xml:space="preserve"> </w:t>
-      </w:r>
-      <w:r>
-        <w:rPr>
-          <w:lang w:val="en-AU"/>
-        </w:rPr>
-        <w:t>of securing</w:t>
-      </w:r>
-      <w:r>
-        <w:rPr>
-          <w:lang w:val="en-AU"/>
-        </w:rPr>
-        <w:t xml:space="preserve"> an industry position? </w:t>
       </w:r>
     </w:p>
     <w:p>
@@ -604,7 +587,10 @@
           <w:lang w:val="en-AU"/>
         </w:rPr>
       </w:pPr>
-      <w:r>
+    </w:p>
+    <w:p>
+      <w:pPr>
+        <w:pStyle w:val="ListParagraph"/>
         <w:rPr>
           <w:i/>
           <w:iCs/>
@@ -612,50 +598,19 @@
           <w:szCs w:val="16"/>
           <w:lang w:val="en-AU"/>
         </w:rPr>
-        <w:t>Note: Answers need to be justified. There is no expectation for a positive answer; instead, be honest and argue your case.</w:t>
-      </w:r>
-    </w:p>
-    <w:p>
-      <w:pPr>
-        <w:pStyle w:val="ListParagraph"/>
-        <w:rPr>
-          <w:i/>
-          <w:iCs/>
-          <w:sz w:val="16"/>
-          <w:szCs w:val="16"/>
-          <w:lang w:val="en-AU"/>
-        </w:rPr>
-      </w:pPr>
-    </w:p>
-    <w:p>
-      <w:pPr>
-        <w:pStyle w:val="ListParagraph"/>
-        <w:rPr>
-          <w:i/>
-          <w:iCs/>
-          <w:sz w:val="16"/>
-          <w:szCs w:val="16"/>
-          <w:lang w:val="en-AU"/>
-        </w:rPr>
-      </w:pPr>
-    </w:p>
-    <w:p>
-      <w:pPr>
-        <w:rPr>
-          <w:lang w:val="en-AU"/>
-        </w:rPr>
-      </w:pPr>
-      <w:r>
-        <w:rPr>
-          <w:lang w:val="en-AU"/>
-        </w:rPr>
-        <w:t xml:space="preserve">WORKS. </w:t>
-      </w:r>
-      <w:r>
-        <w:rPr>
-          <w:lang w:val="en-AU"/>
-        </w:rPr>
-        <w:t>This is the answer to Question 1.2. No real text, more about extraction.</w:t>
+      </w:pPr>
+    </w:p>
+    <w:p>
+      <w:pPr>
+        <w:rPr>
+          <w:lang w:val="en-AU"/>
+        </w:rPr>
+      </w:pPr>
+      <w:r>
+        <w:rPr>
+          <w:lang w:val="en-AU"/>
+        </w:rPr>
+        <w:t>I expect to learn a lot and hope to get a job later.</w:t>
       </w:r>
     </w:p>
     <w:p>
@@ -941,6 +896,7 @@
       </w:pPr>
       <w:r>
         <w:rPr>
+          <w:noProof/>
           <w:lang w:val="en-AU"/>
         </w:rPr>
         <w:lastRenderedPageBreak/>
